--- a/tests/TestCorpus/docx/09-gp-referral.docx
+++ b/tests/TestCorpus/docx/09-gp-referral.docx
@@ -73,7 +73,13 @@
         <w:t xml:space="preserve">man</w:t>
       </w:r>
       <w:r>
-        <w:t xml:space="preserve"> who reports exertional chest tightness. He works as a bus driver for </w:t>
+        <w:t xml:space="preserve"> who reports exertional chest tightness. </w:t>
+      </w:r>
+      <w:r>
+        <w:t xml:space="preserve">He</w:t>
+      </w:r>
+      <w:r>
+        <w:t xml:space="preserve"> works as a bus driver for </w:t>
       </w:r>
       <w:r>
         <w:t xml:space="preserve">Eastway Coaches Ltd</w:t>
